--- a/data/outputs/v2/Core_Mathematics/SS2.4_Trigonometry_1/quiz/Core_Mathematics_G10_SS2.4_Trigonometry_1_L7_AnswerKey.docx
+++ b/data/outputs/v2/Core_Mathematics/SS2.4_Trigonometry_1/quiz/Core_Mathematics_G10_SS2.4_Trigonometry_1_L7_AnswerKey.docx
@@ -1405,7 +1405,7 @@
         </w:rPr>
         <w:t xml:space="preserve">© 2026 SeaVuria and ARES. Aligned with KICD objectives. Developed by SeaVuria; technical implementation by ARES (with AI assistance from Claude). Licensed under </w:t>
       </w:r>
-      <w:hyperlink w:history="1" r:id="rIdit7rzf4zhomsajaoyp1d_">
+      <w:hyperlink w:history="1" r:id="rId9kcq7asatj6vy88mya3gb">
         <w:r>
           <w:rPr>
             <w:rFonts w:ascii="Arial" w:cs="Arial" w:eastAsia="Arial" w:hAnsi="Arial"/>
@@ -1426,7 +1426,7 @@
         </w:rPr>
         <w:t xml:space="preserve"> (</w:t>
       </w:r>
-      <w:hyperlink w:history="1" r:id="rIdn-_91vtxm76-8lwvsqmj8">
+      <w:hyperlink w:history="1" r:id="rIdimxnny4vd-mos4n8jmb4v">
         <w:r>
           <w:rPr>
             <w:rFonts w:ascii="Arial" w:cs="Arial" w:eastAsia="Arial" w:hAnsi="Arial"/>

--- a/data/outputs/v2/Core_Mathematics/SS2.4_Trigonometry_1/quiz/Core_Mathematics_G10_SS2.4_Trigonometry_1_L7_AnswerKey.docx
+++ b/data/outputs/v2/Core_Mathematics/SS2.4_Trigonometry_1/quiz/Core_Mathematics_G10_SS2.4_Trigonometry_1_L7_AnswerKey.docx
@@ -1405,7 +1405,7 @@
         </w:rPr>
         <w:t xml:space="preserve">© 2026 SeaVuria and ARES. Aligned with KICD objectives. Developed by SeaVuria; technical implementation by ARES (with AI assistance from Claude). Licensed under </w:t>
       </w:r>
-      <w:hyperlink w:history="1" r:id="rId9kcq7asatj6vy88mya3gb">
+      <w:hyperlink w:history="1" r:id="rIdad70vvqrrg8zesyhfx7nc">
         <w:r>
           <w:rPr>
             <w:rFonts w:ascii="Arial" w:cs="Arial" w:eastAsia="Arial" w:hAnsi="Arial"/>
@@ -1426,7 +1426,7 @@
         </w:rPr>
         <w:t xml:space="preserve"> (</w:t>
       </w:r>
-      <w:hyperlink w:history="1" r:id="rIdimxnny4vd-mos4n8jmb4v">
+      <w:hyperlink w:history="1" r:id="rId1nyb_pdphha-dci6jkcil">
         <w:r>
           <w:rPr>
             <w:rFonts w:ascii="Arial" w:cs="Arial" w:eastAsia="Arial" w:hAnsi="Arial"/>

--- a/data/outputs/v2/Core_Mathematics/SS2.4_Trigonometry_1/quiz/Core_Mathematics_G10_SS2.4_Trigonometry_1_L7_AnswerKey.docx
+++ b/data/outputs/v2/Core_Mathematics/SS2.4_Trigonometry_1/quiz/Core_Mathematics_G10_SS2.4_Trigonometry_1_L7_AnswerKey.docx
@@ -1405,7 +1405,7 @@
         </w:rPr>
         <w:t xml:space="preserve">© 2026 SeaVuria and ARES. Aligned with KICD objectives. Developed by SeaVuria; technical implementation by ARES (with AI assistance from Claude). Licensed under </w:t>
       </w:r>
-      <w:hyperlink w:history="1" r:id="rIdad70vvqrrg8zesyhfx7nc">
+      <w:hyperlink w:history="1" r:id="rIdoqi5ts4phpgdcxggrzirp">
         <w:r>
           <w:rPr>
             <w:rFonts w:ascii="Arial" w:cs="Arial" w:eastAsia="Arial" w:hAnsi="Arial"/>
@@ -1426,7 +1426,7 @@
         </w:rPr>
         <w:t xml:space="preserve"> (</w:t>
       </w:r>
-      <w:hyperlink w:history="1" r:id="rId1nyb_pdphha-dci6jkcil">
+      <w:hyperlink w:history="1" r:id="rId-objnsfdpob0vd9wzxfvw">
         <w:r>
           <w:rPr>
             <w:rFonts w:ascii="Arial" w:cs="Arial" w:eastAsia="Arial" w:hAnsi="Arial"/>
